--- a/output/投研舆情晨报_2026-09-15.docx
+++ b/output/投研舆情晨报_2026-09-15.docx
@@ -19,7 +19,7 @@
           <w:color w:val="8A939E"/>
           <w:sz w:val="18"/>
         </w:rPr>
-        <w:t>覆盖 4 家媒体 · 入库 1,433 条 · 去重后 1,115 条 · 识别热点 30 个</w:t>
+        <w:t>覆盖 4 家媒体 · 入库 2,120 条 · 去重后 1,734 条 · 识别热点 40 个</w:t>
       </w:r>
     </w:p>
     <w:p>
@@ -126,7 +126,131 @@
           </w:tcPr>
           <w:p>
             <w:r>
-              <w:t>0.779</w:t>
+              <w:t>0.813</w:t>
+            </w:r>
+          </w:p>
+        </w:tc>
+        <w:tc>
+          <w:tcPr>
+            <w:tcW w:type="dxa" w:w="1440"/>
+          </w:tcPr>
+          <w:p>
+            <w:r>
+              <w:t>爆点</w:t>
+            </w:r>
+          </w:p>
+        </w:tc>
+        <w:tc>
+          <w:tcPr>
+            <w:tcW w:type="dxa" w:w="1440"/>
+          </w:tcPr>
+          <w:p>
+            <w:r>
+              <w:t>综合</w:t>
+            </w:r>
+          </w:p>
+        </w:tc>
+        <w:tc>
+          <w:tcPr>
+            <w:tcW w:type="dxa" w:w="1440"/>
+          </w:tcPr>
+          <w:p>
+            <w:r>
+              <w:t>两部门：推进第五代精简指令集（RISC-V）研发与产业化 支</w:t>
+            </w:r>
+          </w:p>
+        </w:tc>
+        <w:tc>
+          <w:tcPr>
+            <w:tcW w:type="dxa" w:w="1440"/>
+          </w:tcPr>
+          <w:p>
+            <w:r>
+              <w:t>16/3</w:t>
+            </w:r>
+          </w:p>
+        </w:tc>
+      </w:tr>
+      <w:tr>
+        <w:tc>
+          <w:tcPr>
+            <w:tcW w:type="dxa" w:w="1440"/>
+          </w:tcPr>
+          <w:p>
+            <w:r>
+              <w:t>2</w:t>
+            </w:r>
+          </w:p>
+        </w:tc>
+        <w:tc>
+          <w:tcPr>
+            <w:tcW w:type="dxa" w:w="1440"/>
+          </w:tcPr>
+          <w:p>
+            <w:r>
+              <w:t>0.765</w:t>
+            </w:r>
+          </w:p>
+        </w:tc>
+        <w:tc>
+          <w:tcPr>
+            <w:tcW w:type="dxa" w:w="1440"/>
+          </w:tcPr>
+          <w:p>
+            <w:r>
+              <w:t>爆点</w:t>
+            </w:r>
+          </w:p>
+        </w:tc>
+        <w:tc>
+          <w:tcPr>
+            <w:tcW w:type="dxa" w:w="1440"/>
+          </w:tcPr>
+          <w:p>
+            <w:r>
+              <w:t>综合</w:t>
+            </w:r>
+          </w:p>
+        </w:tc>
+        <w:tc>
+          <w:tcPr>
+            <w:tcW w:type="dxa" w:w="1440"/>
+          </w:tcPr>
+          <w:p>
+            <w:r>
+              <w:t>华为放权，问界大调整：产品、营销、销售、服务均由赛力斯主导，</w:t>
+            </w:r>
+          </w:p>
+        </w:tc>
+        <w:tc>
+          <w:tcPr>
+            <w:tcW w:type="dxa" w:w="1440"/>
+          </w:tcPr>
+          <w:p>
+            <w:r>
+              <w:t>17/2</w:t>
+            </w:r>
+          </w:p>
+        </w:tc>
+      </w:tr>
+      <w:tr>
+        <w:tc>
+          <w:tcPr>
+            <w:tcW w:type="dxa" w:w="1440"/>
+          </w:tcPr>
+          <w:p>
+            <w:r>
+              <w:t>3</w:t>
+            </w:r>
+          </w:p>
+        </w:tc>
+        <w:tc>
+          <w:tcPr>
+            <w:tcW w:type="dxa" w:w="1440"/>
+          </w:tcPr>
+          <w:p>
+            <w:r>
+              <w:t>0.739</w:t>
             </w:r>
           </w:p>
         </w:tc>
@@ -178,7 +302,7 @@
           </w:tcPr>
           <w:p>
             <w:r>
-              <w:t>2</w:t>
+              <w:t>4</w:t>
             </w:r>
           </w:p>
         </w:tc>
@@ -188,7 +312,7 @@
           </w:tcPr>
           <w:p>
             <w:r>
-              <w:t>0.749</w:t>
+              <w:t>0.736</w:t>
             </w:r>
           </w:p>
         </w:tc>
@@ -208,7 +332,7 @@
           </w:tcPr>
           <w:p>
             <w:r>
-              <w:t>AI与大模型</w:t>
+              <w:t>汽车出行</w:t>
             </w:r>
           </w:p>
         </w:tc>
@@ -218,7 +342,7 @@
           </w:tcPr>
           <w:p>
             <w:r>
-              <w:t>两部门：推进第五代精简指令集（RISC-V）研发与产业化 支</w:t>
+              <w:t>深夜，广汽集团公布停牌原因！拟并购标的为“整车企业”部分股权</w:t>
             </w:r>
           </w:p>
         </w:tc>
@@ -228,7 +352,7 @@
           </w:tcPr>
           <w:p>
             <w:r>
-              <w:t>12/2</w:t>
+              <w:t>9/3</w:t>
             </w:r>
           </w:p>
         </w:tc>
@@ -240,7 +364,7 @@
           </w:tcPr>
           <w:p>
             <w:r>
-              <w:t>3</w:t>
+              <w:t>5</w:t>
             </w:r>
           </w:p>
         </w:tc>
@@ -250,7 +374,7 @@
           </w:tcPr>
           <w:p>
             <w:r>
-              <w:t>0.684</w:t>
+              <w:t>0.710</w:t>
             </w:r>
           </w:p>
         </w:tc>
@@ -260,7 +384,69 @@
           </w:tcPr>
           <w:p>
             <w:r>
-              <w:t>爆点</w:t>
+              <w:t>高热</w:t>
+            </w:r>
+          </w:p>
+        </w:tc>
+        <w:tc>
+          <w:tcPr>
+            <w:tcW w:type="dxa" w:w="1440"/>
+          </w:tcPr>
+          <w:p>
+            <w:r>
+              <w:t>国际市场</w:t>
+            </w:r>
+          </w:p>
+        </w:tc>
+        <w:tc>
+          <w:tcPr>
+            <w:tcW w:type="dxa" w:w="1440"/>
+          </w:tcPr>
+          <w:p>
+            <w:r>
+              <w:t>沙特东西输油管道大部分运力或停摆三至五周，红海出口通道再度受</w:t>
+            </w:r>
+          </w:p>
+        </w:tc>
+        <w:tc>
+          <w:tcPr>
+            <w:tcW w:type="dxa" w:w="1440"/>
+          </w:tcPr>
+          <w:p>
+            <w:r>
+              <w:t>7/2</w:t>
+            </w:r>
+          </w:p>
+        </w:tc>
+      </w:tr>
+      <w:tr>
+        <w:tc>
+          <w:tcPr>
+            <w:tcW w:type="dxa" w:w="1440"/>
+          </w:tcPr>
+          <w:p>
+            <w:r>
+              <w:t>6</w:t>
+            </w:r>
+          </w:p>
+        </w:tc>
+        <w:tc>
+          <w:tcPr>
+            <w:tcW w:type="dxa" w:w="1440"/>
+          </w:tcPr>
+          <w:p>
+            <w:r>
+              <w:t>0.652</w:t>
+            </w:r>
+          </w:p>
+        </w:tc>
+        <w:tc>
+          <w:tcPr>
+            <w:tcW w:type="dxa" w:w="1440"/>
+          </w:tcPr>
+          <w:p>
+            <w:r>
+              <w:t>高热</w:t>
             </w:r>
           </w:p>
         </w:tc>
@@ -302,7 +488,7 @@
           </w:tcPr>
           <w:p>
             <w:r>
-              <w:t>4</w:t>
+              <w:t>7</w:t>
             </w:r>
           </w:p>
         </w:tc>
@@ -312,69 +498,7 @@
           </w:tcPr>
           <w:p>
             <w:r>
-              <w:t>0.633</w:t>
-            </w:r>
-          </w:p>
-        </w:tc>
-        <w:tc>
-          <w:tcPr>
-            <w:tcW w:type="dxa" w:w="1440"/>
-          </w:tcPr>
-          <w:p>
-            <w:r>
-              <w:t>高热</w:t>
-            </w:r>
-          </w:p>
-        </w:tc>
-        <w:tc>
-          <w:tcPr>
-            <w:tcW w:type="dxa" w:w="1440"/>
-          </w:tcPr>
-          <w:p>
-            <w:r>
-              <w:t>国际市场</w:t>
-            </w:r>
-          </w:p>
-        </w:tc>
-        <w:tc>
-          <w:tcPr>
-            <w:tcW w:type="dxa" w:w="1440"/>
-          </w:tcPr>
-          <w:p>
-            <w:r>
-              <w:t>夜盘期货开盘，沪银跌近3%，沪锡、沪金、玻璃跌超2%，沪锌、</w:t>
-            </w:r>
-          </w:p>
-        </w:tc>
-        <w:tc>
-          <w:tcPr>
-            <w:tcW w:type="dxa" w:w="1440"/>
-          </w:tcPr>
-          <w:p>
-            <w:r>
-              <w:t>6/3</w:t>
-            </w:r>
-          </w:p>
-        </w:tc>
-      </w:tr>
-      <w:tr>
-        <w:tc>
-          <w:tcPr>
-            <w:tcW w:type="dxa" w:w="1440"/>
-          </w:tcPr>
-          <w:p>
-            <w:r>
-              <w:t>5</w:t>
-            </w:r>
-          </w:p>
-        </w:tc>
-        <w:tc>
-          <w:tcPr>
-            <w:tcW w:type="dxa" w:w="1440"/>
-          </w:tcPr>
-          <w:p>
-            <w:r>
-              <w:t>0.626</w:t>
+              <w:t>0.648</w:t>
             </w:r>
           </w:p>
         </w:tc>
@@ -404,131 +528,7 @@
           </w:tcPr>
           <w:p>
             <w:r>
-              <w:t>8月末人民币贷款余额同比增长4.9% 金融“五篇大文章”领域</w:t>
-            </w:r>
-          </w:p>
-        </w:tc>
-        <w:tc>
-          <w:tcPr>
-            <w:tcW w:type="dxa" w:w="1440"/>
-          </w:tcPr>
-          <w:p>
-            <w:r>
-              <w:t>7/2</w:t>
-            </w:r>
-          </w:p>
-        </w:tc>
-      </w:tr>
-      <w:tr>
-        <w:tc>
-          <w:tcPr>
-            <w:tcW w:type="dxa" w:w="1440"/>
-          </w:tcPr>
-          <w:p>
-            <w:r>
-              <w:t>6</w:t>
-            </w:r>
-          </w:p>
-        </w:tc>
-        <w:tc>
-          <w:tcPr>
-            <w:tcW w:type="dxa" w:w="1440"/>
-          </w:tcPr>
-          <w:p>
-            <w:r>
-              <w:t>0.606</w:t>
-            </w:r>
-          </w:p>
-        </w:tc>
-        <w:tc>
-          <w:tcPr>
-            <w:tcW w:type="dxa" w:w="1440"/>
-          </w:tcPr>
-          <w:p>
-            <w:r>
-              <w:t>高热</w:t>
-            </w:r>
-          </w:p>
-        </w:tc>
-        <w:tc>
-          <w:tcPr>
-            <w:tcW w:type="dxa" w:w="1440"/>
-          </w:tcPr>
-          <w:p>
-            <w:r>
-              <w:t>汽车出行</w:t>
-            </w:r>
-          </w:p>
-        </w:tc>
-        <w:tc>
-          <w:tcPr>
-            <w:tcW w:type="dxa" w:w="1440"/>
-          </w:tcPr>
-          <w:p>
-            <w:r>
-              <w:t>深夜，广汽集团公布停牌原因！拟并购标的为“整车企业”部分股权</w:t>
-            </w:r>
-          </w:p>
-        </w:tc>
-        <w:tc>
-          <w:tcPr>
-            <w:tcW w:type="dxa" w:w="1440"/>
-          </w:tcPr>
-          <w:p>
-            <w:r>
-              <w:t>6/3</w:t>
-            </w:r>
-          </w:p>
-        </w:tc>
-      </w:tr>
-      <w:tr>
-        <w:tc>
-          <w:tcPr>
-            <w:tcW w:type="dxa" w:w="1440"/>
-          </w:tcPr>
-          <w:p>
-            <w:r>
-              <w:t>7</w:t>
-            </w:r>
-          </w:p>
-        </w:tc>
-        <w:tc>
-          <w:tcPr>
-            <w:tcW w:type="dxa" w:w="1440"/>
-          </w:tcPr>
-          <w:p>
-            <w:r>
-              <w:t>0.594</w:t>
-            </w:r>
-          </w:p>
-        </w:tc>
-        <w:tc>
-          <w:tcPr>
-            <w:tcW w:type="dxa" w:w="1440"/>
-          </w:tcPr>
-          <w:p>
-            <w:r>
-              <w:t>高热</w:t>
-            </w:r>
-          </w:p>
-        </w:tc>
-        <w:tc>
-          <w:tcPr>
-            <w:tcW w:type="dxa" w:w="1440"/>
-          </w:tcPr>
-          <w:p>
-            <w:r>
-              <w:t>国际市场</w:t>
-            </w:r>
-          </w:p>
-        </w:tc>
-        <w:tc>
-          <w:tcPr>
-            <w:tcW w:type="dxa" w:w="1440"/>
-          </w:tcPr>
-          <w:p>
-            <w:r>
-              <w:t>沙特绕开霍尔木兹海峡的关键管道关停，布伦特原油突破109美元</w:t>
+              <w:t>八部门发布促进智能家居消费行动方案 扩大优质智能家居供给 加</w:t>
             </w:r>
           </w:p>
         </w:tc>
@@ -560,7 +560,69 @@
           </w:tcPr>
           <w:p>
             <w:r>
-              <w:t>0.578</w:t>
+              <w:t>0.648</w:t>
+            </w:r>
+          </w:p>
+        </w:tc>
+        <w:tc>
+          <w:tcPr>
+            <w:tcW w:type="dxa" w:w="1440"/>
+          </w:tcPr>
+          <w:p>
+            <w:r>
+              <w:t>高热</w:t>
+            </w:r>
+          </w:p>
+        </w:tc>
+        <w:tc>
+          <w:tcPr>
+            <w:tcW w:type="dxa" w:w="1440"/>
+          </w:tcPr>
+          <w:p>
+            <w:r>
+              <w:t>金融市场</w:t>
+            </w:r>
+          </w:p>
+        </w:tc>
+        <w:tc>
+          <w:tcPr>
+            <w:tcW w:type="dxa" w:w="1440"/>
+          </w:tcPr>
+          <w:p>
+            <w:r>
+              <w:t>上证指数开盘报3879.73点，跌0.14%。 深证成指开盘</w:t>
+            </w:r>
+          </w:p>
+        </w:tc>
+        <w:tc>
+          <w:tcPr>
+            <w:tcW w:type="dxa" w:w="1440"/>
+          </w:tcPr>
+          <w:p>
+            <w:r>
+              <w:t>4/4</w:t>
+            </w:r>
+          </w:p>
+        </w:tc>
+      </w:tr>
+      <w:tr>
+        <w:tc>
+          <w:tcPr>
+            <w:tcW w:type="dxa" w:w="1440"/>
+          </w:tcPr>
+          <w:p>
+            <w:r>
+              <w:t>9</w:t>
+            </w:r>
+          </w:p>
+        </w:tc>
+        <w:tc>
+          <w:tcPr>
+            <w:tcW w:type="dxa" w:w="1440"/>
+          </w:tcPr>
+          <w:p>
+            <w:r>
+              <w:t>0.627</w:t>
             </w:r>
           </w:p>
         </w:tc>
@@ -600,69 +662,7 @@
           </w:tcPr>
           <w:p>
             <w:r>
-              <w:t>5/2</w:t>
-            </w:r>
-          </w:p>
-        </w:tc>
-      </w:tr>
-      <w:tr>
-        <w:tc>
-          <w:tcPr>
-            <w:tcW w:type="dxa" w:w="1440"/>
-          </w:tcPr>
-          <w:p>
-            <w:r>
-              <w:t>9</w:t>
-            </w:r>
-          </w:p>
-        </w:tc>
-        <w:tc>
-          <w:tcPr>
-            <w:tcW w:type="dxa" w:w="1440"/>
-          </w:tcPr>
-          <w:p>
-            <w:r>
-              <w:t>0.572</w:t>
-            </w:r>
-          </w:p>
-        </w:tc>
-        <w:tc>
-          <w:tcPr>
-            <w:tcW w:type="dxa" w:w="1440"/>
-          </w:tcPr>
-          <w:p>
-            <w:r>
-              <w:t>高热</w:t>
-            </w:r>
-          </w:p>
-        </w:tc>
-        <w:tc>
-          <w:tcPr>
-            <w:tcW w:type="dxa" w:w="1440"/>
-          </w:tcPr>
-          <w:p>
-            <w:r>
-              <w:t>国际市场</w:t>
-            </w:r>
-          </w:p>
-        </w:tc>
-        <w:tc>
-          <w:tcPr>
-            <w:tcW w:type="dxa" w:w="1440"/>
-          </w:tcPr>
-          <w:p>
-            <w:r>
-              <w:t>快讯：现货黄金失守4300美元/盎司，日内跌1.11%。</w:t>
-            </w:r>
-          </w:p>
-        </w:tc>
-        <w:tc>
-          <w:tcPr>
-            <w:tcW w:type="dxa" w:w="1440"/>
-          </w:tcPr>
-          <w:p>
-            <w:r>
-              <w:t>3/3</w:t>
+              <w:t>12/2</w:t>
             </w:r>
           </w:p>
         </w:tc>
@@ -684,7 +684,7 @@
           </w:tcPr>
           <w:p>
             <w:r>
-              <w:t>0.572</w:t>
+              <w:t>0.622</w:t>
             </w:r>
           </w:p>
         </w:tc>
@@ -694,7 +694,7 @@
           </w:tcPr>
           <w:p>
             <w:r>
-              <w:t>升温中</w:t>
+              <w:t>高热</w:t>
             </w:r>
           </w:p>
         </w:tc>
@@ -704,7 +704,7 @@
           </w:tcPr>
           <w:p>
             <w:r>
-              <w:t>国际市场</w:t>
+              <w:t>综合</w:t>
             </w:r>
           </w:p>
         </w:tc>
@@ -714,7 +714,7 @@
           </w:tcPr>
           <w:p>
             <w:r>
-              <w:t>人民币兑美元中间价报6.7670，创2023年2月3日以来新</w:t>
+              <w:t>同程旅行：坚决落实在线酒店预订平台服务行业合规要求 反对“内</w:t>
             </w:r>
           </w:p>
         </w:tc>
@@ -724,7 +724,7 @@
           </w:tcPr>
           <w:p>
             <w:r>
-              <w:t>3/3</w:t>
+              <w:t>5/3</w:t>
             </w:r>
           </w:p>
         </w:tc>
@@ -746,7 +746,7 @@
         <w:pStyle w:val="Heading2"/>
       </w:pPr>
       <w:r>
-        <w:t>9月15日隔夜要闻：欧美股指收跌 油价上涨 10年期美债收益率突破5% 华尔街大行股价重</w:t>
+        <w:t>两部门：推进第五代精简指令集（RISC-V）研发与产业化 支持RISC-V芯片在人工智能</w:t>
       </w:r>
     </w:p>
     <w:p>
@@ -755,7 +755,7 @@
           <w:color w:val="8A939E"/>
           <w:sz w:val="18"/>
         </w:rPr>
-        <w:t>热度 0.779（爆点）· 14 篇 / 3 家媒体 · AI与大模型</w:t>
+        <w:t>热度 0.813（爆点）· 16 篇 / 3 家媒体 · 综合</w:t>
       </w:r>
     </w:p>
     <w:p>
@@ -767,7 +767,155 @@
         <w:t>事件概述：</w:t>
       </w:r>
       <w:r>
-        <w:t>「9月15日隔夜要闻：欧美股指收跌 油价上涨 10年期美债收益率突破5% 华尔街大行股价重挫」由 14 篇报道聚合而成，覆盖 3 家媒体，热度 0.779（爆点），所属板块类目：AI与大模型。</w:t>
+        <w:t>「两部门：推进第五代精简指令集（RISC-V）研发与产业化 支持RISC-V芯片在人工智能、嵌入式」由 16 篇报道聚合而成，覆盖 3 家媒体，热度 0.813（爆点），所属板块类目：综合。</w:t>
+      </w:r>
+    </w:p>
+    <w:p>
+      <w:r>
+        <w:rPr>
+          <w:b/>
+          <w:color w:val="16324F"/>
+        </w:rPr>
+        <w:t>关键信息：</w:t>
+      </w:r>
+      <w:r>
+        <w:t>两部门：推进第五代精简指令集（RISC-V）研发与产业化 支持RISC-V芯片在；两部门：加强端侧大模型、计算芯片、存储芯片、操作系统兼容适配 加快智能体与终端产；两部门：提升人工智能芯片设计水平</w:t>
+      </w:r>
+    </w:p>
+    <w:p>
+      <w:r>
+        <w:rPr>
+          <w:b/>
+          <w:color w:val="16324F"/>
+        </w:rPr>
+        <w:t>市场影响：</w:t>
+      </w:r>
+      <w:r>
+        <w:t>关联板块代码：BK0459、BK0800、BK0428、BK1201、BK0839。（LLM 不可用，未生成研判，以上为检索与统计事实）</w:t>
+      </w:r>
+    </w:p>
+    <w:p>
+      <w:r>
+        <w:rPr>
+          <w:b/>
+          <w:color w:val="16324F"/>
+        </w:rPr>
+        <w:t>关注要点：</w:t>
+      </w:r>
+      <w:r>
+        <w:t>建议人工复核该事件的后续进展与板块联动。</w:t>
+      </w:r>
+    </w:p>
+    <w:p>
+      <w:r>
+        <w:rPr>
+          <w:color w:val="8A939E"/>
+          <w:sz w:val="17"/>
+        </w:rPr>
+        <w:t>引用：[1]两部门：推进第五代精简指令集（RISC-V）研发与产 / [2]两部门：加强端侧大模型、计算芯片、存储芯片、操作系统 / [3]两部门：提升人工智能芯片设计水平 / [4]两部门：加快发展电子设计自动化工具（EDA）和知识产</w:t>
+      </w:r>
+    </w:p>
+    <w:p>
+      <w:pPr>
+        <w:pStyle w:val="Heading2"/>
+      </w:pPr>
+      <w:r>
+        <w:t>华为放权，问界大调整：产品、营销、销售、服务均由赛力斯主导，华为仅赋能！知情人：以后问界</w:t>
+      </w:r>
+    </w:p>
+    <w:p>
+      <w:r>
+        <w:rPr>
+          <w:color w:val="8A939E"/>
+          <w:sz w:val="18"/>
+        </w:rPr>
+        <w:t>热度 0.765（爆点）· 17 篇 / 2 家媒体 · 综合</w:t>
+      </w:r>
+    </w:p>
+    <w:p>
+      <w:r>
+        <w:rPr>
+          <w:b/>
+          <w:color w:val="16324F"/>
+        </w:rPr>
+        <w:t>事件概述：</w:t>
+      </w:r>
+      <w:r>
+        <w:t>「华为放权，问界大调整：产品、营销、销售、服务均由赛力斯主导，华为仅赋能！知情人：以后问界门店只卖」由 17 篇报道聚合而成，覆盖 2 家媒体，热度 0.765（爆点），所属板块类目：综合。</w:t>
+      </w:r>
+    </w:p>
+    <w:p>
+      <w:r>
+        <w:rPr>
+          <w:b/>
+          <w:color w:val="16324F"/>
+        </w:rPr>
+        <w:t>关键信息：</w:t>
+      </w:r>
+      <w:r>
+        <w:t>华为放权，问界大调整：产品、营销、销售、服务均由赛力斯主导，华为仅赋能！知情人：；问界合作模式调整：赛力斯主导全链条，华为赋能；问界仍属鸿蒙智行五界，但品牌渠道等转由赛力斯主导</w:t>
+      </w:r>
+    </w:p>
+    <w:p>
+      <w:r>
+        <w:rPr>
+          <w:b/>
+          <w:color w:val="16324F"/>
+        </w:rPr>
+        <w:t>市场影响：</w:t>
+      </w:r>
+      <w:r>
+        <w:t>关联板块代码：本簇未携带板块标签。（LLM 不可用，未生成研判，以上为检索与统计事实）</w:t>
+      </w:r>
+    </w:p>
+    <w:p>
+      <w:r>
+        <w:rPr>
+          <w:b/>
+          <w:color w:val="16324F"/>
+        </w:rPr>
+        <w:t>关注要点：</w:t>
+      </w:r>
+      <w:r>
+        <w:t>建议人工复核该事件的后续进展与板块联动。</w:t>
+      </w:r>
+    </w:p>
+    <w:p>
+      <w:r>
+        <w:rPr>
+          <w:color w:val="8A939E"/>
+          <w:sz w:val="17"/>
+        </w:rPr>
+        <w:t>引用：[1]华为放权，问界大调整：产品、营销、销售、服务均由赛力 / [2]问界合作模式调整：赛力斯主导全链条，华为赋能 / [3]问界仍属鸿蒙智行五界，但品牌渠道等转由赛力斯主导 / [4]华为与赛力斯合作模式调整后资源聚焦其余四大品牌</w:t>
+      </w:r>
+    </w:p>
+    <w:p>
+      <w:pPr>
+        <w:pStyle w:val="Heading2"/>
+      </w:pPr>
+      <w:r>
+        <w:t>9月15日隔夜要闻：欧美股指收跌 油价上涨 10年期美债收益率突破5% 华尔街大行股价重</w:t>
+      </w:r>
+    </w:p>
+    <w:p>
+      <w:r>
+        <w:rPr>
+          <w:color w:val="8A939E"/>
+          <w:sz w:val="18"/>
+        </w:rPr>
+        <w:t>热度 0.739（爆点）· 14 篇 / 3 家媒体 · AI与大模型</w:t>
+      </w:r>
+    </w:p>
+    <w:p>
+      <w:r>
+        <w:rPr>
+          <w:b/>
+          <w:color w:val="16324F"/>
+        </w:rPr>
+        <w:t>事件概述：</w:t>
+      </w:r>
+      <w:r>
+        <w:t>「9月15日隔夜要闻：欧美股指收跌 油价上涨 10年期美债收益率突破5% 华尔街大行股价重挫」由 14 篇报道聚合而成，覆盖 3 家媒体，热度 0.739（爆点），所属板块类目：AI与大模型。</w:t>
       </w:r>
     </w:p>
     <w:p>
@@ -820,7 +968,7 @@
         <w:pStyle w:val="Heading2"/>
       </w:pPr>
       <w:r>
-        <w:t>两部门：推进第五代精简指令集（RISC-V）研发与产业化 支持RISC-V芯片在人工智能</w:t>
+        <w:t>深夜，广汽集团公布停牌原因！拟并购标的为“整车企业”部分股权，且在境外上市</w:t>
       </w:r>
     </w:p>
     <w:p>
@@ -829,7 +977,7 @@
           <w:color w:val="8A939E"/>
           <w:sz w:val="18"/>
         </w:rPr>
-        <w:t>热度 0.749（爆点）· 12 篇 / 2 家媒体 · AI与大模型</w:t>
+        <w:t>热度 0.736（爆点）· 9 篇 / 3 家媒体 · 汽车出行</w:t>
       </w:r>
     </w:p>
     <w:p>
@@ -841,7 +989,7 @@
         <w:t>事件概述：</w:t>
       </w:r>
       <w:r>
-        <w:t>「两部门：推进第五代精简指令集（RISC-V）研发与产业化 支持RISC-V芯片在人工智能、嵌入式」由 12 篇报道聚合而成，覆盖 2 家媒体，热度 0.749（爆点），所属板块类目：AI与大模型。</w:t>
+        <w:t>「深夜，广汽集团公布停牌原因！拟并购标的为“整车企业”部分股权，且在境外上市」由 9 篇报道聚合而成，覆盖 3 家媒体，热度 0.736（爆点），所属板块类目：汽车出行。</w:t>
       </w:r>
     </w:p>
     <w:p>
@@ -853,7 +1001,7 @@
         <w:t>关键信息：</w:t>
       </w:r>
       <w:r>
-        <w:t>两部门：推进第五代精简指令集（RISC-V）研发与产业化 支持RISC-V芯片在；两部门：加强端侧大模型、计算芯片、存储芯片、操作系统兼容适配 加快智能体与终端产；两部门：提升人工智能芯片设计水平</w:t>
+        <w:t>深夜，广汽集团公布停牌原因！拟并购标的为“整车企业”部分股权，且在境外上市；广汽集团：拟发行股份收购某整车合资公司部分股权并停牌；​广汽“换股”一汽：南北丰田整合走向台前</w:t>
       </w:r>
     </w:p>
     <w:p>
@@ -865,7 +1013,7 @@
         <w:t>市场影响：</w:t>
       </w:r>
       <w:r>
-        <w:t>关联板块代码：BK0800、BK1201、BK0839、BK0459、BK000195。（LLM 不可用，未生成研判，以上为检索与统计事实）</w:t>
+        <w:t>关联板块代码：BK0499、BK1029。（LLM 不可用，未生成研判，以上为检索与统计事实）</w:t>
       </w:r>
     </w:p>
     <w:p>
@@ -886,7 +1034,7 @@
           <w:color w:val="8A939E"/>
           <w:sz w:val="17"/>
         </w:rPr>
-        <w:t>引用：[1]两部门：推进第五代精简指令集（RISC-V）研发与产 / [2]两部门：加强端侧大模型、计算芯片、存储芯片、操作系统 / [3]两部门：提升人工智能芯片设计水平 / [4]两部门：加快发展电子设计自动化工具（EDA）和知识产</w:t>
+        <w:t>引用：[1]深夜，广汽集团公布停牌原因！拟并购标的为“整车企业” / [2]广汽集团：拟发行股份收购某整车合资公司部分股权并停牌 / [3]​广汽“换股”一汽：南北丰田整合走向台前 / [4]广汽集团H股涨超12% 拟发A股购一汽股份所持合资车</w:t>
       </w:r>
     </w:p>
     <w:p>
@@ -894,7 +1042,7 @@
         <w:pStyle w:val="Heading2"/>
       </w:pPr>
       <w:r>
-        <w:t>微软发布AI行为准则：强调“人比AI重要”，拒绝追逐无边界超级智能</w:t>
+        <w:t>沙特东西输油管道大部分运力或停摆三至五周，红海出口通道再度受限</w:t>
       </w:r>
     </w:p>
     <w:p>
@@ -903,7 +1051,7 @@
           <w:color w:val="8A939E"/>
           <w:sz w:val="18"/>
         </w:rPr>
-        <w:t>热度 0.684（爆点）· 7 篇 / 3 家媒体 · AI与大模型</w:t>
+        <w:t>热度 0.710（高热）· 7 篇 / 2 家媒体 · 国际市场</w:t>
       </w:r>
     </w:p>
     <w:p>
@@ -915,7 +1063,7 @@
         <w:t>事件概述：</w:t>
       </w:r>
       <w:r>
-        <w:t>「微软发布AI行为准则：强调“人比AI重要”，拒绝追逐无边界超级智能」由 7 篇报道聚合而成，覆盖 3 家媒体，热度 0.684（爆点），所属板块类目：AI与大模型。</w:t>
+        <w:t>「沙特东西输油管道大部分运力或停摆三至五周，红海出口通道再度受限」由 7 篇报道聚合而成，覆盖 2 家媒体，热度 0.71（高热），所属板块类目：国际市场。</w:t>
       </w:r>
     </w:p>
     <w:p>
@@ -927,81 +1075,7 @@
         <w:t>关键信息：</w:t>
       </w:r>
       <w:r>
-        <w:t>微软发布AI行为准则：强调“人比AI重要”，拒绝追逐无边界超级智能；微软高管发布“人文主义AI行为准则”。；微软发布AI模型开发宣言 核心原则是“人比AI更重要”</w:t>
-      </w:r>
-    </w:p>
-    <w:p>
-      <w:r>
-        <w:rPr>
-          <w:b/>
-          <w:color w:val="16324F"/>
-        </w:rPr>
-        <w:t>市场影响：</w:t>
-      </w:r>
-      <w:r>
-        <w:t>关联板块代码：BK0800。（LLM 不可用，未生成研判，以上为检索与统计事实）</w:t>
-      </w:r>
-    </w:p>
-    <w:p>
-      <w:r>
-        <w:rPr>
-          <w:b/>
-          <w:color w:val="16324F"/>
-        </w:rPr>
-        <w:t>关注要点：</w:t>
-      </w:r>
-      <w:r>
-        <w:t>建议人工复核该事件的后续进展与板块联动。</w:t>
-      </w:r>
-    </w:p>
-    <w:p>
-      <w:r>
-        <w:rPr>
-          <w:color w:val="8A939E"/>
-          <w:sz w:val="17"/>
-        </w:rPr>
-        <w:t>引用：[1]微软发布AI行为准则：强调“人比AI重要”，拒绝追逐 / [2]微软高管发布“人文主义AI行为准则”。 / [3]微软发布AI模型开发宣言 核心原则是“人比AI更重要 / [4]微软为未来AI模型划定约束，整个行业开始收敛前沿AI</w:t>
-      </w:r>
-    </w:p>
-    <w:p>
-      <w:pPr>
-        <w:pStyle w:val="Heading2"/>
-      </w:pPr>
-      <w:r>
-        <w:t>夜盘期货开盘，沪银跌近3%，沪锡、沪金、玻璃跌超2%，沪锌、纯碱跌近2%，菜粕、</w:t>
-      </w:r>
-    </w:p>
-    <w:p>
-      <w:r>
-        <w:rPr>
-          <w:color w:val="8A939E"/>
-          <w:sz w:val="18"/>
-        </w:rPr>
-        <w:t>热度 0.633（高热）· 6 篇 / 3 家媒体 · 国际市场</w:t>
-      </w:r>
-    </w:p>
-    <w:p>
-      <w:r>
-        <w:rPr>
-          <w:b/>
-          <w:color w:val="16324F"/>
-        </w:rPr>
-        <w:t>事件概述：</w:t>
-      </w:r>
-      <w:r>
-        <w:t>「夜盘期货开盘，沪银跌近3%，沪锡、沪金、玻璃跌超2%，沪锌、纯碱跌近2%，菜粕、」由 6 篇报道聚合而成，覆盖 3 家媒体，热度 0.633（高热），所属板块类目：国际市场。</w:t>
-      </w:r>
-    </w:p>
-    <w:p>
-      <w:r>
-        <w:rPr>
-          <w:b/>
-          <w:color w:val="16324F"/>
-        </w:rPr>
-        <w:t>关键信息：</w:t>
-      </w:r>
-      <w:r>
-        <w:t>夜盘期货开盘，沪银跌近3%，沪锡、沪金、玻璃跌超2%，沪锌、纯碱跌近2%，菜粕、；国内商品期货夜盘开盘 原油涨超9%；收评|国内期货主力合约跌多涨少 SC原油涨超11%</w:t>
+        <w:t>沙特东西输油管道大部分运力或停摆三至五周，红海出口通道再度受限；沙特关键输油管道遇袭受损 主力运力将停运数周；沙特东西输油管道遭无人机袭击后停运 关键石油绕行通道受阻</w:t>
       </w:r>
     </w:p>
     <w:p>
@@ -1034,81 +1108,7 @@
           <w:color w:val="8A939E"/>
           <w:sz w:val="17"/>
         </w:rPr>
-        <w:t>引用：[1]夜盘期货开盘，沪银跌近3%，沪锡、沪金、玻璃跌超2% / [2]国内商品期货夜盘开盘 原油涨超9% / [3]收评|国内期货主力合约跌多涨少 SC原油涨超11% / [4]商品期货开盘，原油主力合约涨超6%，焦煤、燃料油涨超</w:t>
-      </w:r>
-    </w:p>
-    <w:p>
-      <w:pPr>
-        <w:pStyle w:val="Heading2"/>
-      </w:pPr>
-      <w:r>
-        <w:t>8月末人民币贷款余额同比增长4.9% 金融“五篇大文章”领域贷款增量占比超七成</w:t>
-      </w:r>
-    </w:p>
-    <w:p>
-      <w:r>
-        <w:rPr>
-          <w:color w:val="8A939E"/>
-          <w:sz w:val="18"/>
-        </w:rPr>
-        <w:t>热度 0.626（高热）· 7 篇 / 2 家媒体 · 宏观政策</w:t>
-      </w:r>
-    </w:p>
-    <w:p>
-      <w:r>
-        <w:rPr>
-          <w:b/>
-          <w:color w:val="16324F"/>
-        </w:rPr>
-        <w:t>事件概述：</w:t>
-      </w:r>
-      <w:r>
-        <w:t>「8月末人民币贷款余额同比增长4.9% 金融“五篇大文章”领域贷款增量占比超七成」由 7 篇报道聚合而成，覆盖 2 家媒体，热度 0.626（高热），所属板块类目：宏观政策。</w:t>
-      </w:r>
-    </w:p>
-    <w:p>
-      <w:r>
-        <w:rPr>
-          <w:b/>
-          <w:color w:val="16324F"/>
-        </w:rPr>
-        <w:t>关键信息：</w:t>
-      </w:r>
-      <w:r>
-        <w:t>8月末人民币贷款余额同比增长4.9% 金融“五篇大文章”领域贷款增量占比超七成；8月末中国M2余额同比增7.5%；8月社融、M2增速仍超7%，直接融资占比明显超过信贷</w:t>
-      </w:r>
-    </w:p>
-    <w:p>
-      <w:r>
-        <w:rPr>
-          <w:b/>
-          <w:color w:val="16324F"/>
-        </w:rPr>
-        <w:t>市场影响：</w:t>
-      </w:r>
-      <w:r>
-        <w:t>关联板块代码：本簇未携带板块标签。（LLM 不可用，未生成研判，以上为检索与统计事实）</w:t>
-      </w:r>
-    </w:p>
-    <w:p>
-      <w:r>
-        <w:rPr>
-          <w:b/>
-          <w:color w:val="16324F"/>
-        </w:rPr>
-        <w:t>关注要点：</w:t>
-      </w:r>
-      <w:r>
-        <w:t>建议人工复核该事件的后续进展与板块联动。</w:t>
-      </w:r>
-    </w:p>
-    <w:p>
-      <w:r>
-        <w:rPr>
-          <w:color w:val="8A939E"/>
-          <w:sz w:val="17"/>
-        </w:rPr>
-        <w:t>引用：[1]8月末人民币贷款余额同比增长4.9% 金融“五篇大文 / [2]8月末中国M2余额同比增7.5% / [3]8月社融、M2增速仍超7%，直接融资占比明显超过信贷 / [4]央行：8月末社会融资规模存量为464.8万亿元 同比</w:t>
+        <w:t>引用：[1]沙特东西输油管道大部分运力或停摆三至五周，红海出口通 / [2]沙特关键输油管道遇袭受损 主力运力将停运数周 / [3]沙特东西输油管道遭无人机袭击后停运 关键石油绕行通道 / [4]石油安全缓冲正在失效，沙特加紧抢修关键输油管道</w:t>
       </w:r>
     </w:p>
     <w:p>
@@ -1127,7 +1127,7 @@
         <w:pStyle w:val="ListBullet"/>
       </w:pPr>
       <w:r>
-        <w:t>采集：4 家媒体公开接口，累计入库 1,433 条</w:t>
+        <w:t>采集：4 家媒体公开接口，累计入库 2,120 条</w:t>
       </w:r>
     </w:p>
     <w:p>
@@ -1135,7 +1135,7 @@
         <w:pStyle w:val="ListBullet"/>
       </w:pPr>
       <w:r>
-        <w:t>三层去重：1,233 → 1,115 条（精确52/SimHash4/语义62）</w:t>
+        <w:t>三层去重：1,920 → 1,734 条（精确79/SimHash5/语义102）</w:t>
       </w:r>
     </w:p>
     <w:p>
